--- a/zht/docx/49.content.docx
+++ b/zht/docx/49.content.docx
@@ -19,7 +19,7 @@
         <w:rPr>
           <w:lang w:val="zh_TW" w:bidi="zh_TW"/>
         </w:rPr>
-        <w:t>Resource: 研讀筆記 - 書籍簡介 (Tyndale)</w:t>
+        <w:t>Resource: Tyndale Open Study Notes</w:t>
       </w:r>
       <w:r>
         <w:rPr>
@@ -112,7 +112,7 @@
         <w:rPr>
           <w:lang w:val="zh_TW" w:bidi="zh_TW"/>
         </w:rPr>
-        <w:t>研讀筆記 - 書籍簡介 (Tyndale)</w:t>
+        <w:t>Tyndale Open Study Notes</w:t>
       </w:r>
     </w:p>
     <w:p>

--- a/zht/docx/49.content.docx
+++ b/zht/docx/49.content.docx
@@ -19,7 +19,7 @@
         <w:rPr>
           <w:lang w:val="zh_TW" w:bidi="zh_TW"/>
         </w:rPr>
-        <w:t>Resource: Tyndale Open Study Notes</w:t>
+        <w:t>Resource: Aquifer Open Study Notes (Book Intros)</w:t>
       </w:r>
       <w:r>
         <w:rPr>
@@ -112,7 +112,7 @@
         <w:rPr>
           <w:lang w:val="zh_TW" w:bidi="zh_TW"/>
         </w:rPr>
-        <w:t>Tyndale Open Study Notes</w:t>
+        <w:t>Aquifer Open Study Notes (Book Intros)</w:t>
       </w:r>
     </w:p>
     <w:p>

--- a/zht/docx/49.content.docx
+++ b/zht/docx/49.content.docx
@@ -272,102 +272,66 @@
         </w:rPr>
         <w:t>保羅曾短暫造訪以弗所（見</w:t>
       </w:r>
-      <w:hyperlink r:id="rId13">
-        <w:r>
-          <w:rPr>
-            <w:lang w:val="zh_TW" w:bidi="zh_TW"/>
-          </w:rPr>
-          <w:rPr>
-            <w:color w:val="0000EE"/>
-            <w:u w:val="single"/>
-          </w:rPr>
-          <w:t>徒18:19–21</w:t>
-        </w:r>
-      </w:hyperlink>
+      <w:r>
+        <w:rPr>
+          <w:lang w:val="zh_TW" w:bidi="zh_TW"/>
+        </w:rPr>
+        <w:t>徒18:19–21</w:t>
+      </w:r>
       <w:r>
         <w:rPr>
           <w:lang w:val="zh_TW" w:bidi="zh_TW"/>
         </w:rPr>
         <w:t>），之後又回到這座繁榮的大城，在此停留約二至三年（見</w:t>
       </w:r>
-      <w:hyperlink r:id="rId14">
-        <w:r>
-          <w:rPr>
-            <w:lang w:val="zh_TW" w:bidi="zh_TW"/>
-          </w:rPr>
-          <w:rPr>
-            <w:color w:val="0000EE"/>
-            <w:u w:val="single"/>
-          </w:rPr>
-          <w:t>徒19:1–20:1</w:t>
-        </w:r>
-      </w:hyperlink>
+      <w:r>
+        <w:rPr>
+          <w:lang w:val="zh_TW" w:bidi="zh_TW"/>
+        </w:rPr>
+        <w:t>徒19:1–20:1</w:t>
+      </w:r>
       <w:r>
         <w:rPr>
           <w:lang w:val="zh_TW" w:bidi="zh_TW"/>
         </w:rPr>
         <w:t>）。這段時間對保羅並不容易，他遭遇了許多敵對與迫害（見</w:t>
       </w:r>
-      <w:hyperlink r:id="rId15">
-        <w:r>
-          <w:rPr>
-            <w:lang w:val="zh_TW" w:bidi="zh_TW"/>
-          </w:rPr>
-          <w:rPr>
-            <w:color w:val="0000EE"/>
-            <w:u w:val="single"/>
-          </w:rPr>
-          <w:t>徒19:21–41</w:t>
-        </w:r>
-      </w:hyperlink>
+      <w:r>
+        <w:rPr>
+          <w:lang w:val="zh_TW" w:bidi="zh_TW"/>
+        </w:rPr>
+        <w:t>徒19:21–41</w:t>
+      </w:r>
       <w:r>
         <w:rPr>
           <w:lang w:val="zh_TW" w:bidi="zh_TW"/>
         </w:rPr>
         <w:t>；</w:t>
       </w:r>
-      <w:hyperlink r:id="rId16">
-        <w:r>
-          <w:rPr>
-            <w:lang w:val="zh_TW" w:bidi="zh_TW"/>
-          </w:rPr>
-          <w:rPr>
-            <w:color w:val="0000EE"/>
-            <w:u w:val="single"/>
-          </w:rPr>
-          <w:t>林前15:32</w:t>
-        </w:r>
-      </w:hyperlink>
+      <w:r>
+        <w:rPr>
+          <w:lang w:val="zh_TW" w:bidi="zh_TW"/>
+        </w:rPr>
+        <w:t>林前15:32</w:t>
+      </w:r>
       <w:r>
         <w:rPr>
           <w:lang w:val="zh_TW" w:bidi="zh_TW"/>
         </w:rPr>
         <w:t>；</w:t>
       </w:r>
-      <w:hyperlink r:id="rId17">
-        <w:r>
-          <w:rPr>
-            <w:lang w:val="zh_TW" w:bidi="zh_TW"/>
-          </w:rPr>
-          <w:rPr>
-            <w:color w:val="0000EE"/>
-            <w:u w:val="single"/>
-          </w:rPr>
-          <w:t>林後1:8–9，</w:t>
-        </w:r>
-      </w:hyperlink>
-      <w:hyperlink r:id="rId18">
-        <w:r>
-          <w:rPr>
-            <w:lang w:val="zh_TW" w:bidi="zh_TW"/>
-          </w:rPr>
-          <w:rPr>
-            <w:color w:val="0000EE"/>
-            <w:u w:val="single"/>
-          </w:rPr>
-          <w:t>11:23–27</w:t>
-        </w:r>
-      </w:hyperlink>
+      <w:r>
+        <w:rPr>
+          <w:lang w:val="zh_TW" w:bidi="zh_TW"/>
+        </w:rPr>
+        <w:t>林後1:8–9，</w:t>
+      </w:r>
+      <w:r>
+        <w:rPr>
+          <w:lang w:val="zh_TW" w:bidi="zh_TW"/>
+        </w:rPr>
+        <w:t>11:23–27</w:t>
+      </w:r>
       <w:r>
         <w:rPr>
           <w:lang w:val="zh_TW" w:bidi="zh_TW"/>
@@ -427,36 +391,24 @@
         </w:rPr>
         <w:t>保羅對神所成就的一切，滿懷讚美，這封書信精彩地概述了神在耶穌基督裡的救贖之恩，並強調這福音是為猶太人，也是為外邦人（</w:t>
       </w:r>
-      <w:hyperlink r:id="rId19">
-        <w:r>
-          <w:rPr>
-            <w:lang w:val="zh_TW" w:bidi="zh_TW"/>
-          </w:rPr>
-          <w:rPr>
-            <w:color w:val="0000EE"/>
-            <w:u w:val="single"/>
-          </w:rPr>
-          <w:t>1–3章</w:t>
-        </w:r>
-      </w:hyperlink>
+      <w:r>
+        <w:rPr>
+          <w:lang w:val="zh_TW" w:bidi="zh_TW"/>
+        </w:rPr>
+        <w:t>1–3章</w:t>
+      </w:r>
       <w:r>
         <w:rPr>
           <w:lang w:val="zh_TW" w:bidi="zh_TW"/>
         </w:rPr>
         <w:t>）。他同時提供了實際的指引，教導信徒如何以生活回應這恩典，離棄舊有的生活方式，成為真正良善且效法基督的人（</w:t>
       </w:r>
-      <w:hyperlink r:id="rId20">
-        <w:r>
-          <w:rPr>
-            <w:lang w:val="zh_TW" w:bidi="zh_TW"/>
-          </w:rPr>
-          <w:rPr>
-            <w:color w:val="0000EE"/>
-            <w:u w:val="single"/>
-          </w:rPr>
-          <w:t>4–6章</w:t>
-        </w:r>
-      </w:hyperlink>
+      <w:r>
+        <w:rPr>
+          <w:lang w:val="zh_TW" w:bidi="zh_TW"/>
+        </w:rPr>
+        <w:t>4–6章</w:t>
+      </w:r>
       <w:r>
         <w:rPr>
           <w:lang w:val="zh_TW" w:bidi="zh_TW"/>
@@ -477,90 +429,60 @@
         </w:rPr>
         <w:t>書信以簡短的問安開始（</w:t>
       </w:r>
-      <w:hyperlink r:id="rId21">
-        <w:r>
-          <w:rPr>
-            <w:lang w:val="zh_TW" w:bidi="zh_TW"/>
-          </w:rPr>
-          <w:rPr>
-            <w:color w:val="0000EE"/>
-            <w:u w:val="single"/>
-          </w:rPr>
-          <w:t>1:1–2</w:t>
-        </w:r>
-      </w:hyperlink>
+      <w:r>
+        <w:rPr>
+          <w:lang w:val="zh_TW" w:bidi="zh_TW"/>
+        </w:rPr>
+        <w:t>1:1–2</w:t>
+      </w:r>
       <w:r>
         <w:rPr>
           <w:lang w:val="zh_TW" w:bidi="zh_TW"/>
         </w:rPr>
         <w:t>），隨後保羅讚美神，因為信徒已經在基督裡領受了奇異的恩典（</w:t>
       </w:r>
-      <w:hyperlink r:id="rId22">
-        <w:r>
-          <w:rPr>
-            <w:lang w:val="zh_TW" w:bidi="zh_TW"/>
-          </w:rPr>
-          <w:rPr>
-            <w:color w:val="0000EE"/>
-            <w:u w:val="single"/>
-          </w:rPr>
-          <w:t>1:3–14</w:t>
-        </w:r>
-      </w:hyperlink>
+      <w:r>
+        <w:rPr>
+          <w:lang w:val="zh_TW" w:bidi="zh_TW"/>
+        </w:rPr>
+        <w:t>1:3–14</w:t>
+      </w:r>
       <w:r>
         <w:rPr>
           <w:lang w:val="zh_TW" w:bidi="zh_TW"/>
         </w:rPr>
         <w:t>）。神以祂無比的愛揀選了他們、赦免他們、使他們成為祂的兒女，並應許他們永恆的祝福。神賜下聖靈為印記，使他們屬於神，為要他們永遠頌讚祂的恩典。接著，保羅祈求神賜給他們屬靈的悟性，使他們能明白神為他們所成就一切的奧秘（</w:t>
       </w:r>
-      <w:hyperlink r:id="rId23">
-        <w:r>
-          <w:rPr>
-            <w:lang w:val="zh_TW" w:bidi="zh_TW"/>
-          </w:rPr>
-          <w:rPr>
-            <w:color w:val="0000EE"/>
-            <w:u w:val="single"/>
-          </w:rPr>
-          <w:t>1:15–23</w:t>
-        </w:r>
-      </w:hyperlink>
+      <w:r>
+        <w:rPr>
+          <w:lang w:val="zh_TW" w:bidi="zh_TW"/>
+        </w:rPr>
+        <w:t>1:15–23</w:t>
+      </w:r>
       <w:r>
         <w:rPr>
           <w:lang w:val="zh_TW" w:bidi="zh_TW"/>
         </w:rPr>
         <w:t>）。雖然他們理當承受神的忿怒，卻因神的恩典得救，這救恩並非來自人的行為，而僅來自與基督聯合（</w:t>
       </w:r>
-      <w:hyperlink r:id="rId24">
-        <w:r>
-          <w:rPr>
-            <w:lang w:val="zh_TW" w:bidi="zh_TW"/>
-          </w:rPr>
-          <w:rPr>
-            <w:color w:val="0000EE"/>
-            <w:u w:val="single"/>
-          </w:rPr>
-          <w:t>2:1–10</w:t>
-        </w:r>
-      </w:hyperlink>
+      <w:r>
+        <w:rPr>
+          <w:lang w:val="zh_TW" w:bidi="zh_TW"/>
+        </w:rPr>
+        <w:t>2:1–10</w:t>
+      </w:r>
       <w:r>
         <w:rPr>
           <w:lang w:val="zh_TW" w:bidi="zh_TW"/>
         </w:rPr>
         <w:t>）。作為外邦人，他們曾與神的應許完全隔絕，但在神的憐憫中、透過基督的和好之工，他們如今成為神家中的成員，與猶太信徒完全平等，不再是局外人（</w:t>
       </w:r>
-      <w:hyperlink r:id="rId25">
-        <w:r>
-          <w:rPr>
-            <w:lang w:val="zh_TW" w:bidi="zh_TW"/>
-          </w:rPr>
-          <w:rPr>
-            <w:color w:val="0000EE"/>
-            <w:u w:val="single"/>
-          </w:rPr>
-          <w:t>2:11–22</w:t>
-        </w:r>
-      </w:hyperlink>
+      <w:r>
+        <w:rPr>
+          <w:lang w:val="zh_TW" w:bidi="zh_TW"/>
+        </w:rPr>
+        <w:t>2:11–22</w:t>
+      </w:r>
       <w:r>
         <w:rPr>
           <w:lang w:val="zh_TW" w:bidi="zh_TW"/>
@@ -581,36 +503,24 @@
         </w:rPr>
         <w:t>保羅是受神託付來向他們傳揚奇妙福音的人（</w:t>
       </w:r>
-      <w:hyperlink r:id="rId26">
-        <w:r>
-          <w:rPr>
-            <w:lang w:val="zh_TW" w:bidi="zh_TW"/>
-          </w:rPr>
-          <w:rPr>
-            <w:color w:val="0000EE"/>
-            <w:u w:val="single"/>
-          </w:rPr>
-          <w:t>3:1–13</w:t>
-        </w:r>
-      </w:hyperlink>
+      <w:r>
+        <w:rPr>
+          <w:lang w:val="zh_TW" w:bidi="zh_TW"/>
+        </w:rPr>
+        <w:t>3:1–13</w:t>
+      </w:r>
       <w:r>
         <w:rPr>
           <w:lang w:val="zh_TW" w:bidi="zh_TW"/>
         </w:rPr>
         <w:t>）。保羅為他們的第二次禱告（</w:t>
       </w:r>
-      <w:hyperlink r:id="rId27">
-        <w:r>
-          <w:rPr>
-            <w:lang w:val="zh_TW" w:bidi="zh_TW"/>
-          </w:rPr>
-          <w:rPr>
-            <w:color w:val="0000EE"/>
-            <w:u w:val="single"/>
-          </w:rPr>
-          <w:t>3:14–21</w:t>
-        </w:r>
-      </w:hyperlink>
+      <w:r>
+        <w:rPr>
+          <w:lang w:val="zh_TW" w:bidi="zh_TW"/>
+        </w:rPr>
+        <w:t>3:14–21</w:t>
+      </w:r>
       <w:r>
         <w:rPr>
           <w:lang w:val="zh_TW" w:bidi="zh_TW"/>
@@ -631,36 +541,24 @@
         </w:rPr>
         <w:t>作為回應，他們應當活出謙卑、恩典與愛的生命——一種與他們的呼召相稱的生活，運用神所給的恩賜來建造基督的身體（</w:t>
       </w:r>
-      <w:hyperlink r:id="rId28">
-        <w:r>
-          <w:rPr>
-            <w:lang w:val="zh_TW" w:bidi="zh_TW"/>
-          </w:rPr>
-          <w:rPr>
-            <w:color w:val="0000EE"/>
-            <w:u w:val="single"/>
-          </w:rPr>
-          <w:t>4:1–16</w:t>
-        </w:r>
-      </w:hyperlink>
+      <w:r>
+        <w:rPr>
+          <w:lang w:val="zh_TW" w:bidi="zh_TW"/>
+        </w:rPr>
+        <w:t>4:1–16</w:t>
+      </w:r>
       <w:r>
         <w:rPr>
           <w:lang w:val="zh_TW" w:bidi="zh_TW"/>
         </w:rPr>
         <w:t>）。他們要離棄昔日罪行的黑暗，活出光明之子的生命。在聖靈裡滿有恩慈與愛心，效法基督，凡事討神的喜悅（</w:t>
       </w:r>
-      <w:hyperlink r:id="rId29">
-        <w:r>
-          <w:rPr>
-            <w:lang w:val="zh_TW" w:bidi="zh_TW"/>
-          </w:rPr>
-          <w:rPr>
-            <w:color w:val="0000EE"/>
-            <w:u w:val="single"/>
-          </w:rPr>
-          <w:t>4:17–5:20</w:t>
-        </w:r>
-      </w:hyperlink>
+      <w:r>
+        <w:rPr>
+          <w:lang w:val="zh_TW" w:bidi="zh_TW"/>
+        </w:rPr>
+        <w:t>4:17–5:20</w:t>
+      </w:r>
       <w:r>
         <w:rPr>
           <w:lang w:val="zh_TW" w:bidi="zh_TW"/>
@@ -681,54 +579,36 @@
         </w:rPr>
         <w:t>所有的家庭關係——無論是丈夫與妻子、父母與兒女，或主人與僕人——都當以尊重與愛為特徵，如同為基督而活（</w:t>
       </w:r>
-      <w:hyperlink r:id="rId30">
-        <w:r>
-          <w:rPr>
-            <w:lang w:val="zh_TW" w:bidi="zh_TW"/>
-          </w:rPr>
-          <w:rPr>
-            <w:color w:val="0000EE"/>
-            <w:u w:val="single"/>
-          </w:rPr>
-          <w:t>5:21–6:9</w:t>
-        </w:r>
-      </w:hyperlink>
+      <w:r>
+        <w:rPr>
+          <w:lang w:val="zh_TW" w:bidi="zh_TW"/>
+        </w:rPr>
+        <w:t>5:21–6:9</w:t>
+      </w:r>
       <w:r>
         <w:rPr>
           <w:lang w:val="zh_TW" w:bidi="zh_TW"/>
         </w:rPr>
         <w:t>）。最後，保羅勸勉他們要穿戴神所賜的全副軍裝，以抵擋魔鬼的詭計（</w:t>
       </w:r>
-      <w:hyperlink r:id="rId31">
-        <w:r>
-          <w:rPr>
-            <w:lang w:val="zh_TW" w:bidi="zh_TW"/>
-          </w:rPr>
-          <w:rPr>
-            <w:color w:val="0000EE"/>
-            <w:u w:val="single"/>
-          </w:rPr>
-          <w:t>6:10–20</w:t>
-        </w:r>
-      </w:hyperlink>
+      <w:r>
+        <w:rPr>
+          <w:lang w:val="zh_TW" w:bidi="zh_TW"/>
+        </w:rPr>
+        <w:t>6:10–20</w:t>
+      </w:r>
       <w:r>
         <w:rPr>
           <w:lang w:val="zh_TW" w:bidi="zh_TW"/>
         </w:rPr>
         <w:t>）。保羅以一些私人性的話語和祝福為書信作結（</w:t>
       </w:r>
-      <w:hyperlink r:id="rId32">
-        <w:r>
-          <w:rPr>
-            <w:lang w:val="zh_TW" w:bidi="zh_TW"/>
-          </w:rPr>
-          <w:rPr>
-            <w:color w:val="0000EE"/>
-            <w:u w:val="single"/>
-          </w:rPr>
-          <w:t>6:21–24</w:t>
-        </w:r>
-      </w:hyperlink>
+      <w:r>
+        <w:rPr>
+          <w:lang w:val="zh_TW" w:bidi="zh_TW"/>
+        </w:rPr>
+        <w:t>6:21–24</w:t>
+      </w:r>
       <w:r>
         <w:rPr>
           <w:lang w:val="zh_TW" w:bidi="zh_TW"/>
@@ -774,36 +654,24 @@
         </w:rPr>
         <w:t>然而，這封信與保羅的思想及寫作風格並無矛盾。它與其它公認的保羅書信間的差異，可用以下幾點來解釋：（1）保羅本人的詞彙和風格本來就具有變化；（2）這封書信的內容有所不同（例如，</w:t>
       </w:r>
-      <w:hyperlink r:id="rId19">
-        <w:r>
-          <w:rPr>
-            <w:lang w:val="zh_TW" w:bidi="zh_TW"/>
-          </w:rPr>
-          <w:rPr>
-            <w:color w:val="0000EE"/>
-            <w:u w:val="single"/>
-          </w:rPr>
-          <w:t>弗1–3章</w:t>
-        </w:r>
-      </w:hyperlink>
+      <w:r>
+        <w:rPr>
+          <w:lang w:val="zh_TW" w:bidi="zh_TW"/>
+        </w:rPr>
+        <w:t>弗1–3章</w:t>
+      </w:r>
       <w:r>
         <w:rPr>
           <w:lang w:val="zh_TW" w:bidi="zh_TW"/>
         </w:rPr>
         <w:t>包含大量的祝福、讚美和禱告）；（3）保羅的思想有所發展；（4）保羅使用了書記代筆（見</w:t>
       </w:r>
-      <w:hyperlink r:id="rId33">
-        <w:r>
-          <w:rPr>
-            <w:lang w:val="zh_TW" w:bidi="zh_TW"/>
-          </w:rPr>
-          <w:rPr>
-            <w:color w:val="0000EE"/>
-            <w:u w:val="single"/>
-          </w:rPr>
-          <w:t>羅16:22</w:t>
-        </w:r>
-      </w:hyperlink>
+      <w:r>
+        <w:rPr>
+          <w:lang w:val="zh_TW" w:bidi="zh_TW"/>
+        </w:rPr>
+        <w:t>羅16:22</w:t>
+      </w:r>
       <w:r>
         <w:rPr>
           <w:lang w:val="zh_TW" w:bidi="zh_TW"/>
@@ -848,48 +716,30 @@
         </w:rPr>
         <w:t>這個引言（</w:t>
       </w:r>
-      <w:hyperlink r:id="rId34">
-        <w:r>
-          <w:rPr>
-            <w:lang w:val="zh_TW" w:bidi="zh_TW"/>
-          </w:rPr>
-          <w:rPr>
-            <w:color w:val="0000EE"/>
-            <w:u w:val="single"/>
-          </w:rPr>
-          <w:t>弗1:1</w:t>
-        </w:r>
-      </w:hyperlink>
+      <w:r>
+        <w:rPr>
+          <w:lang w:val="zh_TW" w:bidi="zh_TW"/>
+        </w:rPr>
+        <w:t>弗1:1</w:t>
+      </w:r>
       <w:r>
         <w:rPr>
           <w:lang w:val="zh_TW" w:bidi="zh_TW"/>
         </w:rPr>
         <w:t>），以及（2）這封書信缺乏個人的問候或提名——如果這封信真的是寫給以弗所教會，這種遺漏就顯得有些奇怪，因為保羅曾在以弗所長時間停留，與當地教會建立了深厚的關係（見</w:t>
       </w:r>
-      <w:hyperlink r:id="rId35">
-        <w:r>
-          <w:rPr>
-            <w:lang w:val="zh_TW" w:bidi="zh_TW"/>
-          </w:rPr>
-          <w:rPr>
-            <w:color w:val="0000EE"/>
-            <w:u w:val="single"/>
-          </w:rPr>
-          <w:t>徒19:10，</w:t>
-        </w:r>
-      </w:hyperlink>
-      <w:hyperlink r:id="rId36">
-        <w:r>
-          <w:rPr>
-            <w:lang w:val="zh_TW" w:bidi="zh_TW"/>
-          </w:rPr>
-          <w:rPr>
-            <w:color w:val="0000EE"/>
-            <w:u w:val="single"/>
-          </w:rPr>
-          <w:t>20:31</w:t>
-        </w:r>
-      </w:hyperlink>
+      <w:r>
+        <w:rPr>
+          <w:lang w:val="zh_TW" w:bidi="zh_TW"/>
+        </w:rPr>
+        <w:t>徒19:10，</w:t>
+      </w:r>
+      <w:r>
+        <w:rPr>
+          <w:lang w:val="zh_TW" w:bidi="zh_TW"/>
+        </w:rPr>
+        <w:t>20:31</w:t>
+      </w:r>
       <w:r>
         <w:rPr>
           <w:lang w:val="zh_TW" w:bidi="zh_TW"/>
@@ -921,18 +771,12 @@
         </w:rPr>
         <w:t>以弗所書是監獄書信之一（與腓立比書、歌羅西書和腓利門書同屬一類），傳統上認為此信寫於公元60至62年的羅馬，或是在公元64至65年左右、保羅殉道前不久寫成。若採取後面這種觀點，則監獄書信被列於保羅的晚期著作。然而，也有學者認為，這些書信可能是在以弗所監禁期間寫成。哥林多後書中（此信寫於保羅離開以弗所後不久），保羅提到他在當地遭受極大的反對，並數次被囚禁；見</w:t>
       </w:r>
-      <w:hyperlink r:id="rId18">
-        <w:r>
-          <w:rPr>
-            <w:lang w:val="zh_TW" w:bidi="zh_TW"/>
-          </w:rPr>
-          <w:rPr>
-            <w:color w:val="0000EE"/>
-            <w:u w:val="single"/>
-          </w:rPr>
-          <w:t>哥林多後書十一章23至27節</w:t>
-        </w:r>
-      </w:hyperlink>
+      <w:r>
+        <w:rPr>
+          <w:lang w:val="zh_TW" w:bidi="zh_TW"/>
+        </w:rPr>
+        <w:t>哥林多後書十一章23至27節</w:t>
+      </w:r>
       <w:r>
         <w:rPr>
           <w:lang w:val="zh_TW" w:bidi="zh_TW"/>
@@ -964,90 +808,60 @@
         </w:rPr>
         <w:t>讚美神的恩典。整部新約聖經中，以弗所書或許是最充滿感恩之情的一封書信，它充滿了對於神在信耶穌基督的人身上，所展現的救贖恩典的感激。單單藉著神的恩典，信徒蒙揀選、得赦免、蒙召入神的家、成為祂的兒女，並領受了永恆的祝福。此外，神也賜下聖靈作為印記，使信徒永遠屬於祂（</w:t>
       </w:r>
-      <w:hyperlink r:id="rId22">
-        <w:r>
-          <w:rPr>
-            <w:lang w:val="zh_TW" w:bidi="zh_TW"/>
-          </w:rPr>
-          <w:rPr>
-            <w:color w:val="0000EE"/>
-            <w:u w:val="single"/>
-          </w:rPr>
-          <w:t>弗1:3–14</w:t>
-        </w:r>
-      </w:hyperlink>
+      <w:r>
+        <w:rPr>
+          <w:lang w:val="zh_TW" w:bidi="zh_TW"/>
+        </w:rPr>
+        <w:t>弗1:3–14</w:t>
+      </w:r>
       <w:r>
         <w:rPr>
           <w:lang w:val="zh_TW" w:bidi="zh_TW"/>
         </w:rPr>
         <w:t>）。救恩絕不能被視為人所賺取的東西，而完完全全是由神所賜的（</w:t>
       </w:r>
-      <w:hyperlink r:id="rId37">
-        <w:r>
-          <w:rPr>
-            <w:lang w:val="zh_TW" w:bidi="zh_TW"/>
-          </w:rPr>
-          <w:rPr>
-            <w:color w:val="0000EE"/>
-            <w:u w:val="single"/>
-          </w:rPr>
-          <w:t>弗2:8–9</w:t>
-        </w:r>
-      </w:hyperlink>
+      <w:r>
+        <w:rPr>
+          <w:lang w:val="zh_TW" w:bidi="zh_TW"/>
+        </w:rPr>
+        <w:t>弗2:8–9</w:t>
+      </w:r>
       <w:r>
         <w:rPr>
           <w:lang w:val="zh_TW" w:bidi="zh_TW"/>
         </w:rPr>
         <w:t>）。因而，信徒知道自己蒙呼召要永遠讚美神奇妙的恩典（</w:t>
       </w:r>
-      <w:hyperlink r:id="rId38">
-        <w:r>
-          <w:rPr>
-            <w:lang w:val="zh_TW" w:bidi="zh_TW"/>
-          </w:rPr>
-          <w:rPr>
-            <w:color w:val="0000EE"/>
-            <w:u w:val="single"/>
-          </w:rPr>
-          <w:t>弗1:6</w:t>
-        </w:r>
-      </w:hyperlink>
+      <w:r>
+        <w:rPr>
+          <w:lang w:val="zh_TW" w:bidi="zh_TW"/>
+        </w:rPr>
+        <w:t>弗1:6</w:t>
+      </w:r>
       <w:r>
         <w:rPr>
           <w:lang w:val="zh_TW" w:bidi="zh_TW"/>
         </w:rPr>
         <w:t>、</w:t>
       </w:r>
-      <w:hyperlink r:id="rId39">
-        <w:r>
-          <w:rPr>
-            <w:lang w:val="zh_TW" w:bidi="zh_TW"/>
-          </w:rPr>
-          <w:rPr>
-            <w:color w:val="0000EE"/>
-            <w:u w:val="single"/>
-          </w:rPr>
-          <w:t>12</w:t>
-        </w:r>
-      </w:hyperlink>
+      <w:r>
+        <w:rPr>
+          <w:lang w:val="zh_TW" w:bidi="zh_TW"/>
+        </w:rPr>
+        <w:t>12</w:t>
+      </w:r>
       <w:r>
         <w:rPr>
           <w:lang w:val="zh_TW" w:bidi="zh_TW"/>
         </w:rPr>
         <w:t>、</w:t>
       </w:r>
-      <w:hyperlink r:id="rId40">
-        <w:r>
-          <w:rPr>
-            <w:lang w:val="zh_TW" w:bidi="zh_TW"/>
-          </w:rPr>
-          <w:rPr>
-            <w:color w:val="0000EE"/>
-            <w:u w:val="single"/>
-          </w:rPr>
-          <w:t>14</w:t>
-        </w:r>
-      </w:hyperlink>
+      <w:r>
+        <w:rPr>
+          <w:lang w:val="zh_TW" w:bidi="zh_TW"/>
+        </w:rPr>
+        <w:t>14</w:t>
+      </w:r>
       <w:r>
         <w:rPr>
           <w:lang w:val="zh_TW" w:bidi="zh_TW"/>
@@ -1068,84 +882,54 @@
         </w:rPr>
         <w:t>人類受定罪的狀態。以弗所書前三章充滿對神恩典的頌讚，這一點在保羅對罪及神公義審判的對比之下，顯得更為深刻。他的讀者所經歷的事實，也是全人類的現實，因為所有人都在神的審判之下（見</w:t>
       </w:r>
-      <w:hyperlink r:id="rId41">
-        <w:r>
-          <w:rPr>
-            <w:lang w:val="zh_TW" w:bidi="zh_TW"/>
-          </w:rPr>
-          <w:rPr>
-            <w:color w:val="0000EE"/>
-            <w:u w:val="single"/>
-          </w:rPr>
-          <w:t>弗2:1–3</w:t>
-        </w:r>
-      </w:hyperlink>
+      <w:r>
+        <w:rPr>
+          <w:lang w:val="zh_TW" w:bidi="zh_TW"/>
+        </w:rPr>
+        <w:t>弗2:1–3</w:t>
+      </w:r>
       <w:r>
         <w:rPr>
           <w:lang w:val="zh_TW" w:bidi="zh_TW"/>
         </w:rPr>
         <w:t>、</w:t>
       </w:r>
-      <w:hyperlink r:id="rId42">
-        <w:r>
-          <w:rPr>
-            <w:lang w:val="zh_TW" w:bidi="zh_TW"/>
-          </w:rPr>
-          <w:rPr>
-            <w:color w:val="0000EE"/>
-            <w:u w:val="single"/>
-          </w:rPr>
-          <w:t>12</w:t>
-        </w:r>
-      </w:hyperlink>
+      <w:r>
+        <w:rPr>
+          <w:lang w:val="zh_TW" w:bidi="zh_TW"/>
+        </w:rPr>
+        <w:t>12</w:t>
+      </w:r>
       <w:r>
         <w:rPr>
           <w:lang w:val="zh_TW" w:bidi="zh_TW"/>
         </w:rPr>
         <w:t>）。所有人在神的永恆審判前都是有罪且被定罪的，因為神不能容忍罪惡。這一思想或許對當代人來說過於嚴峻，因為它是基於一種比今日大多數西方人所認識更為深刻的罪的本質與神的全然聖潔的觀點。離開基督，人就受罪的驅使、受魔鬼的轄制。因此，傳福音的工作極為迫切（見</w:t>
       </w:r>
-      <w:hyperlink r:id="rId43">
-        <w:r>
-          <w:rPr>
-            <w:lang w:val="zh_TW" w:bidi="zh_TW"/>
-          </w:rPr>
-          <w:rPr>
-            <w:color w:val="0000EE"/>
-            <w:u w:val="single"/>
-          </w:rPr>
-          <w:t>可16:15–16</w:t>
-        </w:r>
-      </w:hyperlink>
+      <w:r>
+        <w:rPr>
+          <w:lang w:val="zh_TW" w:bidi="zh_TW"/>
+        </w:rPr>
+        <w:t>可16:15–16</w:t>
+      </w:r>
       <w:r>
         <w:rPr>
           <w:lang w:val="zh_TW" w:bidi="zh_TW"/>
         </w:rPr>
         <w:t>；參</w:t>
       </w:r>
-      <w:hyperlink r:id="rId44">
-        <w:r>
-          <w:rPr>
-            <w:lang w:val="zh_TW" w:bidi="zh_TW"/>
-          </w:rPr>
-          <w:rPr>
-            <w:color w:val="0000EE"/>
-            <w:u w:val="single"/>
-          </w:rPr>
-          <w:t>羅9:1–3，</w:t>
-        </w:r>
-      </w:hyperlink>
-      <w:hyperlink r:id="rId45">
-        <w:r>
-          <w:rPr>
-            <w:lang w:val="zh_TW" w:bidi="zh_TW"/>
-          </w:rPr>
-          <w:rPr>
-            <w:color w:val="0000EE"/>
-            <w:u w:val="single"/>
-          </w:rPr>
-          <w:t>10:1</w:t>
-        </w:r>
-      </w:hyperlink>
+      <w:r>
+        <w:rPr>
+          <w:lang w:val="zh_TW" w:bidi="zh_TW"/>
+        </w:rPr>
+        <w:t>羅9:1–3，</w:t>
+      </w:r>
+      <w:r>
+        <w:rPr>
+          <w:lang w:val="zh_TW" w:bidi="zh_TW"/>
+        </w:rPr>
+        <w:t>10:1</w:t>
+      </w:r>
       <w:r>
         <w:rPr>
           <w:lang w:val="zh_TW" w:bidi="zh_TW"/>
@@ -1166,102 +950,66 @@
         </w:rPr>
         <w:t>教會的合一。神奇妙的計劃是讓外邦人也成為祂家中的一員（見</w:t>
       </w:r>
-      <w:hyperlink r:id="rId46">
-        <w:r>
-          <w:rPr>
-            <w:lang w:val="zh_TW" w:bidi="zh_TW"/>
-          </w:rPr>
-          <w:rPr>
-            <w:color w:val="0000EE"/>
-            <w:u w:val="single"/>
-          </w:rPr>
-          <w:t>弗2:11–3:6</w:t>
-        </w:r>
-      </w:hyperlink>
+      <w:r>
+        <w:rPr>
+          <w:lang w:val="zh_TW" w:bidi="zh_TW"/>
+        </w:rPr>
+        <w:t>弗2:11–3:6</w:t>
+      </w:r>
       <w:r>
         <w:rPr>
           <w:lang w:val="zh_TW" w:bidi="zh_TW"/>
         </w:rPr>
         <w:t>）。在神的眼中，種族區別毫無意義，信徒也應當拋棄這些藩籬（參</w:t>
       </w:r>
-      <w:hyperlink r:id="rId47">
-        <w:r>
-          <w:rPr>
-            <w:lang w:val="zh_TW" w:bidi="zh_TW"/>
-          </w:rPr>
-          <w:rPr>
-            <w:color w:val="0000EE"/>
-            <w:u w:val="single"/>
-          </w:rPr>
-          <w:t>加3:28</w:t>
-        </w:r>
-      </w:hyperlink>
+      <w:r>
+        <w:rPr>
+          <w:lang w:val="zh_TW" w:bidi="zh_TW"/>
+        </w:rPr>
+        <w:t>加3:28</w:t>
+      </w:r>
       <w:r>
         <w:rPr>
           <w:lang w:val="zh_TW" w:bidi="zh_TW"/>
         </w:rPr>
         <w:t>）。因為神已將來自各族各民的人聯合在祂的教會裡（見</w:t>
       </w:r>
-      <w:hyperlink r:id="rId48">
-        <w:r>
-          <w:rPr>
-            <w:lang w:val="zh_TW" w:bidi="zh_TW"/>
-          </w:rPr>
-          <w:rPr>
-            <w:color w:val="0000EE"/>
-            <w:u w:val="single"/>
-          </w:rPr>
-          <w:t>弗2:14–17</w:t>
-        </w:r>
-      </w:hyperlink>
+      <w:r>
+        <w:rPr>
+          <w:lang w:val="zh_TW" w:bidi="zh_TW"/>
+        </w:rPr>
+        <w:t>弗2:14–17</w:t>
+      </w:r>
       <w:r>
         <w:rPr>
           <w:lang w:val="zh_TW" w:bidi="zh_TW"/>
         </w:rPr>
         <w:t>，</w:t>
       </w:r>
-      <w:hyperlink r:id="rId49">
-        <w:r>
-          <w:rPr>
-            <w:lang w:val="zh_TW" w:bidi="zh_TW"/>
-          </w:rPr>
-          <w:rPr>
-            <w:color w:val="0000EE"/>
-            <w:u w:val="single"/>
-          </w:rPr>
-          <w:t>3:6</w:t>
-        </w:r>
-      </w:hyperlink>
+      <w:r>
+        <w:rPr>
+          <w:lang w:val="zh_TW" w:bidi="zh_TW"/>
+        </w:rPr>
+        <w:t>3:6</w:t>
+      </w:r>
       <w:r>
         <w:rPr>
           <w:lang w:val="zh_TW" w:bidi="zh_TW"/>
         </w:rPr>
         <w:t>），信徒當以謙卑、恩慈與愛來熱情彼此接納，不受族群差異的影響（見</w:t>
       </w:r>
-      <w:hyperlink r:id="rId50">
-        <w:r>
-          <w:rPr>
-            <w:lang w:val="zh_TW" w:bidi="zh_TW"/>
-          </w:rPr>
-          <w:rPr>
-            <w:color w:val="0000EE"/>
-            <w:u w:val="single"/>
-          </w:rPr>
-          <w:t>弗4:1–6；</w:t>
-        </w:r>
-      </w:hyperlink>
-      <w:hyperlink r:id="rId51">
-        <w:r>
-          <w:rPr>
-            <w:lang w:val="zh_TW" w:bidi="zh_TW"/>
-          </w:rPr>
-          <w:rPr>
-            <w:color w:val="0000EE"/>
-            <w:u w:val="single"/>
-          </w:rPr>
-          <w:t>羅15:5–7</w:t>
-        </w:r>
-      </w:hyperlink>
+      <w:r>
+        <w:rPr>
+          <w:lang w:val="zh_TW" w:bidi="zh_TW"/>
+        </w:rPr>
+        <w:t>弗4:1–6；</w:t>
+      </w:r>
+      <w:r>
+        <w:rPr>
+          <w:lang w:val="zh_TW" w:bidi="zh_TW"/>
+        </w:rPr>
+        <w:t>羅15:5–7</w:t>
+      </w:r>
       <w:r>
         <w:rPr>
           <w:lang w:val="zh_TW" w:bidi="zh_TW"/>
@@ -1282,138 +1030,90 @@
         </w:rPr>
         <w:t>活出基督的樣式。</w:t>
       </w:r>
-      <w:hyperlink r:id="rId20">
-        <w:r>
-          <w:rPr>
-            <w:lang w:val="zh_TW" w:bidi="zh_TW"/>
-          </w:rPr>
-          <w:rPr>
-            <w:color w:val="0000EE"/>
-            <w:u w:val="single"/>
-          </w:rPr>
-          <w:t>以弗所書第四至六章</w:t>
-        </w:r>
-      </w:hyperlink>
+      <w:r>
+        <w:rPr>
+          <w:lang w:val="zh_TW" w:bidi="zh_TW"/>
+        </w:rPr>
+        <w:t>以弗所書第四至六章</w:t>
+      </w:r>
       <w:r>
         <w:rPr>
           <w:lang w:val="zh_TW" w:bidi="zh_TW"/>
         </w:rPr>
         <w:t>中，保羅為我們描繪了一幅基督徒（理當如此）生活的美好圖像。信徒應當離棄黑暗的舊生命，在聖靈的充滿下，活出光明的新生命，專心追求「良善、公義、誠實」（</w:t>
       </w:r>
-      <w:hyperlink r:id="rId52">
-        <w:r>
-          <w:rPr>
-            <w:lang w:val="zh_TW" w:bidi="zh_TW"/>
-          </w:rPr>
-          <w:rPr>
-            <w:color w:val="0000EE"/>
-            <w:u w:val="single"/>
-          </w:rPr>
-          <w:t>弗5:9</w:t>
-        </w:r>
-      </w:hyperlink>
+      <w:r>
+        <w:rPr>
+          <w:lang w:val="zh_TW" w:bidi="zh_TW"/>
+        </w:rPr>
+        <w:t>弗5:9</w:t>
+      </w:r>
       <w:r>
         <w:rPr>
           <w:lang w:val="zh_TW" w:bidi="zh_TW"/>
         </w:rPr>
         <w:t>）。他們應當以溫柔、誠信、尊重、恩慈、仁愛待人；在與神的關係上，當有充滿聖潔、讚美和感恩的生活（見</w:t>
       </w:r>
-      <w:hyperlink r:id="rId29">
-        <w:r>
-          <w:rPr>
-            <w:lang w:val="zh_TW" w:bidi="zh_TW"/>
-          </w:rPr>
-          <w:rPr>
-            <w:color w:val="0000EE"/>
-            <w:u w:val="single"/>
-          </w:rPr>
-          <w:t>弗4:17–5:20</w:t>
-        </w:r>
-      </w:hyperlink>
+      <w:r>
+        <w:rPr>
+          <w:lang w:val="zh_TW" w:bidi="zh_TW"/>
+        </w:rPr>
+        <w:t>弗4:17–5:20</w:t>
+      </w:r>
       <w:r>
         <w:rPr>
           <w:lang w:val="zh_TW" w:bidi="zh_TW"/>
         </w:rPr>
         <w:t>）。信徒蒙召效法基督，在言語與行為上都反映基督的形象（見</w:t>
       </w:r>
-      <w:hyperlink r:id="rId53">
-        <w:r>
-          <w:rPr>
-            <w:lang w:val="zh_TW" w:bidi="zh_TW"/>
-          </w:rPr>
-          <w:rPr>
-            <w:color w:val="0000EE"/>
-            <w:u w:val="single"/>
-          </w:rPr>
-          <w:t>弗4:13</w:t>
-        </w:r>
-      </w:hyperlink>
+      <w:r>
+        <w:rPr>
+          <w:lang w:val="zh_TW" w:bidi="zh_TW"/>
+        </w:rPr>
+        <w:t>弗4:13</w:t>
+      </w:r>
       <w:r>
         <w:rPr>
           <w:lang w:val="zh_TW" w:bidi="zh_TW"/>
         </w:rPr>
         <w:t>、</w:t>
       </w:r>
-      <w:hyperlink r:id="rId54">
-        <w:r>
-          <w:rPr>
-            <w:lang w:val="zh_TW" w:bidi="zh_TW"/>
-          </w:rPr>
-          <w:rPr>
-            <w:color w:val="0000EE"/>
-            <w:u w:val="single"/>
-          </w:rPr>
-          <w:t>15</w:t>
-        </w:r>
-      </w:hyperlink>
+      <w:r>
+        <w:rPr>
+          <w:lang w:val="zh_TW" w:bidi="zh_TW"/>
+        </w:rPr>
+        <w:t>15</w:t>
+      </w:r>
       <w:r>
         <w:rPr>
           <w:lang w:val="zh_TW" w:bidi="zh_TW"/>
         </w:rPr>
         <w:t>；</w:t>
       </w:r>
-      <w:hyperlink r:id="rId55">
-        <w:r>
-          <w:rPr>
-            <w:lang w:val="zh_TW" w:bidi="zh_TW"/>
-          </w:rPr>
-          <w:rPr>
-            <w:color w:val="0000EE"/>
-            <w:u w:val="single"/>
-          </w:rPr>
-          <w:t>羅8:29</w:t>
-        </w:r>
-      </w:hyperlink>
+      <w:r>
+        <w:rPr>
+          <w:lang w:val="zh_TW" w:bidi="zh_TW"/>
+        </w:rPr>
+        <w:t>羅8:29</w:t>
+      </w:r>
       <w:r>
         <w:rPr>
           <w:lang w:val="zh_TW" w:bidi="zh_TW"/>
         </w:rPr>
         <w:t>）。在基督裡，他們已經被更新為神的形象（見</w:t>
       </w:r>
-      <w:hyperlink r:id="rId56">
-        <w:r>
-          <w:rPr>
-            <w:lang w:val="zh_TW" w:bidi="zh_TW"/>
-          </w:rPr>
-          <w:rPr>
-            <w:color w:val="0000EE"/>
-            <w:u w:val="single"/>
-          </w:rPr>
-          <w:t>弗4:24，</w:t>
-        </w:r>
-      </w:hyperlink>
-      <w:hyperlink r:id="rId57">
-        <w:r>
-          <w:rPr>
-            <w:lang w:val="zh_TW" w:bidi="zh_TW"/>
-          </w:rPr>
-          <w:rPr>
-            <w:color w:val="0000EE"/>
-            <w:u w:val="single"/>
-          </w:rPr>
-          <w:t>5:1–2</w:t>
-        </w:r>
-      </w:hyperlink>
+      <w:r>
+        <w:rPr>
+          <w:lang w:val="zh_TW" w:bidi="zh_TW"/>
+        </w:rPr>
+        <w:t>弗4:24，</w:t>
+      </w:r>
+      <w:r>
+        <w:rPr>
+          <w:lang w:val="zh_TW" w:bidi="zh_TW"/>
+        </w:rPr>
+        <w:t>5:1–2</w:t>
+      </w:r>
       <w:r>
         <w:rPr>
           <w:lang w:val="zh_TW" w:bidi="zh_TW"/>
@@ -1434,18 +1134,12 @@
         </w:rPr>
         <w:t>家庭中的尊重與愛。</w:t>
       </w:r>
-      <w:hyperlink r:id="rId30">
-        <w:r>
-          <w:rPr>
-            <w:lang w:val="zh_TW" w:bidi="zh_TW"/>
-          </w:rPr>
-          <w:rPr>
-            <w:color w:val="0000EE"/>
-            <w:u w:val="single"/>
-          </w:rPr>
-          <w:t>以弗所書五章21節至六章9節</w:t>
-        </w:r>
-      </w:hyperlink>
+      <w:r>
+        <w:rPr>
+          <w:lang w:val="zh_TW" w:bidi="zh_TW"/>
+        </w:rPr>
+        <w:t>以弗所書五章21節至六章9節</w:t>
+      </w:r>
       <w:r>
         <w:rPr>
           <w:lang w:val="zh_TW" w:bidi="zh_TW"/>
@@ -1466,18 +1160,12 @@
         </w:rPr>
         <w:t>屬靈爭戰。</w:t>
       </w:r>
-      <w:hyperlink r:id="rId31">
-        <w:r>
-          <w:rPr>
-            <w:lang w:val="zh_TW" w:bidi="zh_TW"/>
-          </w:rPr>
-          <w:rPr>
-            <w:color w:val="0000EE"/>
-            <w:u w:val="single"/>
-          </w:rPr>
-          <w:t>以弗所書六章10至20節</w:t>
-        </w:r>
-      </w:hyperlink>
+      <w:r>
+        <w:rPr>
+          <w:lang w:val="zh_TW" w:bidi="zh_TW"/>
+        </w:rPr>
+        <w:t>以弗所書六章10至20節</w:t>
+      </w:r>
       <w:r>
         <w:rPr>
           <w:lang w:val="zh_TW" w:bidi="zh_TW"/>
